--- a/DOCX/PRINT-6X9/VOLUME57.docx
+++ b/DOCX/PRINT-6X9/VOLUME57.docx
@@ -8893,7 +8893,7 @@
         <w:pStyle w:val="BodyText"/>
       </w:pPr>
       <w:r>
-        <w:t xml:space="preserve">Enquire whether or no your pride or your Covet is not some way allowedly indulged or else a Cove a Greedy violently sp. after the Θ or a sp. close sp. or a sp. of ill will againwst your neigh. or a neglect of Rendering to Every one his due . or an some fleshly appetite inordinately indulged.</w:t>
+        <w:t xml:space="preserve">Enquire whether or no your pride or your Covet is not some way allowedly indulged or else a Cove a Greedy violently sp. after the Θ or a sp. close sp. or a sp. of ill will against your neigh. or a neglect of Rendering to Every one his due . or an some fleshly appetite inordinately indulged.</w:t>
       </w:r>
     </w:p>
     <w:p>
